--- a/site/files/Phase-Protocol-183-Quinn’s  Battlestar and Death Star - The 20-Metre Court (Two Weight Classes, One War)- Gemini Protocols.docx
+++ b/site/files/Phase-Protocol-183-Quinn’s  Battlestar and Death Star - The 20-Metre Court (Two Weight Classes, One War)- Gemini Protocols.docx
@@ -567,7 +567,7 @@
         <w:rPr>
           <w:sz w:val="22"/>
         </w:rPr>
-        <w:t xml:space="preserve">THE MOMENTUM BUDGET IS HONEST (the audit's affirmation): a ping pong ball carries milligram-metres-per-second of momentum; a 2 kg free-flying ship moves millimetres per hit — which is exactly why the game works. Accumulated hits over twenty seconds decide the drift: the sport is a momentum integrator, and the teams are the input signal.</w:t>
+        <w:t>THE MOMENTUM BUDGET IS HONEST (the audit's affirmation): a ping pong ball carries gram-metres-per-second of momentum; a 2 kg free-flying ship moves centimetres per hit — which is exactly why the game works. Accumulated hits over twenty seconds decide the drift: the sport is a momentum integrator, and the teams are the input signal.</w:t>
       </w:r>
     </w:p>
     <w:p>
